--- a/report_agent/output/risk_assessment_form/2026-07-30/위험성평가표_2026_07_30.docx
+++ b/report_agent/output/risk_assessment_form/2026-07-30/위험성평가표_2026_07_30.docx
@@ -2741,7 +2741,7 @@
                 <w:sz w:val="12"/>
                 <w:szCs w:val="12"/>
               </w:rPr>
-              <w:t>충돌 위험</w:t>
+              <w:t>충돌</w:t>
             </w:r>
           </w:p>
         </w:tc>
@@ -2787,7 +2787,7 @@
                 <w:sz w:val="12"/>
                 <w:szCs w:val="12"/>
               </w:rPr>
-              <w:t>D동 정문</w:t>
+              <w:t>C동 하역장</w:t>
             </w:r>
           </w:p>
         </w:tc>
@@ -2879,7 +2879,6 @@
                 <w:sz w:val="12"/>
                 <w:szCs w:val="12"/>
               </w:rPr>
-              <w:t>작업자10</w:t>
             </w:r>
           </w:p>
         </w:tc>
@@ -2925,7 +2924,7 @@
                 <w:sz w:val="12"/>
                 <w:szCs w:val="12"/>
               </w:rPr>
-              <w:t>[매일] 정기 점검 자동 생성 건으로 확인했다.</w:t>
+              <w:t>조치가 필요하다.</w:t>
             </w:r>
           </w:p>
         </w:tc>
@@ -3998,7 +3997,7 @@
                 <w:sz w:val="12"/>
                 <w:szCs w:val="12"/>
               </w:rPr>
-              <w:t>충돌 위험</w:t>
+              <w:t>충돌</w:t>
             </w:r>
           </w:p>
         </w:tc>
@@ -4044,7 +4043,7 @@
                 <w:sz w:val="12"/>
                 <w:szCs w:val="12"/>
               </w:rPr>
-              <w:t>C동 하역장</w:t>
+              <w:t>D동 정문</w:t>
             </w:r>
           </w:p>
         </w:tc>
@@ -4182,7 +4181,7 @@
                 <w:sz w:val="12"/>
                 <w:szCs w:val="12"/>
               </w:rPr>
-              <w:t>조치가 필요하다.</w:t>
+              <w:t>[매일] 정기 점검 자동 생성 건이다.</w:t>
             </w:r>
           </w:p>
         </w:tc>
